--- a/reproducible_OntoKG/expert_study/README.docx
+++ b/reproducible_OntoKG/expert_study/README.docx
@@ -562,70 +562,19 @@
         <w:pStyle w:val="FirstParagraph"/>
       </w:pPr>
       <w:r>
-        <w:t xml:space="preserve">This is the single highest-leverage addition for a</w:t>
+        <w:t xml:space="preserve">This study measures whether the provenance-grounded explanations improve analyst trust and perceived</w:t>
       </w:r>
       <w:r>
         <w:t xml:space="preserve"> </w:t>
       </w:r>
       <w:r>
-        <w:rPr>
-          <w:i/>
-        </w:rPr>
-        <w:t xml:space="preserve">confident</w:t>
+        <w:t xml:space="preserve">completeness over result-only notes, turning the structural faithfulness guarantee into a measured</w:t>
       </w:r>
       <w:r>
         <w:t xml:space="preserve"> </w:t>
       </w:r>
       <w:r>
-        <w:t xml:space="preserve">ESWA accept: it converts</w:t>
-      </w:r>
-      <w:r>
-        <w:t xml:space="preserve"> </w:t>
-      </w:r>
-      <w:r>
-        <w:t xml:space="preserve">“</w:t>
-      </w:r>
-      <w:r>
-        <w:t xml:space="preserve">explanations are</w:t>
-      </w:r>
-      <w:r>
-        <w:t xml:space="preserve"> </w:t>
-      </w:r>
-      <w:r>
-        <w:t xml:space="preserve">faithful by construction</w:t>
-      </w:r>
-      <w:r>
-        <w:t xml:space="preserve">”</w:t>
-      </w:r>
-      <w:r>
-        <w:t xml:space="preserve"> </w:t>
-      </w:r>
-      <w:r>
-        <w:t xml:space="preserve">into</w:t>
-      </w:r>
-      <w:r>
-        <w:t xml:space="preserve"> </w:t>
-      </w:r>
-      <w:r>
-        <w:t xml:space="preserve">“</w:t>
-      </w:r>
-      <w:r>
-        <w:t xml:space="preserve">explanations measurably raise analyst trust and verifiability.</w:t>
-      </w:r>
-      <w:r>
-        <w:t xml:space="preserve">”</w:t>
-      </w:r>
-      <w:r>
-        <w:t xml:space="preserve"> </w:t>
-      </w:r>
-      <w:r>
-        <w:t xml:space="preserve">Optional —</w:t>
-      </w:r>
-      <w:r>
-        <w:t xml:space="preserve"> </w:t>
-      </w:r>
-      <w:r>
-        <w:t xml:space="preserve">the paper is already submittable without it — but it moves the paper from ~84% to ~88%+ per the review.</w:t>
+        <w:t xml:space="preserve">human-utility result. It is optional for reproduction; the pipeline and its results stand without it.</w:t>
       </w:r>
     </w:p>
     <w:sectPr/>

--- a/reproducible_OntoKG/expert_study/README.docx
+++ b/reproducible_OntoKG/expert_study/README.docx
@@ -6,9 +6,9 @@
       <w:pPr>
         <w:pStyle w:val="Heading1"/>
       </w:pPr>
-      <w:bookmarkStart w:id="20" w:name="ontokg-eq-expert-study-kit-7.6"/>
-      <w:r>
-        <w:t xml:space="preserve">OntoKG-EQ Expert Study Kit (§7.6)</w:t>
+      <w:bookmarkStart w:id="20" w:name="X8322a34cf04fec2afd1d496ab905afe7167b0e3"/>
+      <w:r>
+        <w:t xml:space="preserve">OntoKG-EQ Expert Study (§7.6) — completed study + reproduction</w:t>
       </w:r>
       <w:bookmarkEnd w:id="20"/>
     </w:p>
@@ -17,7 +17,34 @@
         <w:pStyle w:val="FirstParagraph"/>
       </w:pPr>
       <w:r>
-        <w:t xml:space="preserve">Everything needed to run the human-utility study and turn its results into the paper’s §7.6.</w:t>
+        <w:t xml:space="preserve">This directory contains the</w:t>
+      </w:r>
+      <w:r>
+        <w:t xml:space="preserve"> </w:t>
+      </w:r>
+      <w:r>
+        <w:rPr>
+          <w:b/>
+        </w:rPr>
+        <w:t xml:space="preserve">completed</w:t>
+      </w:r>
+      <w:r>
+        <w:t xml:space="preserve"> </w:t>
+      </w:r>
+      <w:r>
+        <w:t xml:space="preserve">human-utility study reported in §7.6 of the manuscript</w:t>
+      </w:r>
+      <w:r>
+        <w:t xml:space="preserve"> </w:t>
+      </w:r>
+      <w:r>
+        <w:t xml:space="preserve">(within-subject design, n = 17 participants with a finance background), together with everything needed</w:t>
+      </w:r>
+      <w:r>
+        <w:t xml:space="preserve"> </w:t>
+      </w:r>
+      <w:r>
+        <w:t xml:space="preserve">to regenerate its statistics. The study has already been run; nothing here requires new participants.</w:t>
       </w:r>
     </w:p>
     <w:p>
@@ -37,9 +64,8 @@
         <w:tblLook w:firstRow="1"/>
       </w:tblPr>
       <w:tblGrid>
-        <w:gridCol w:w="2640"/>
-        <w:gridCol w:w="2640"/>
-        <w:gridCol w:w="2640"/>
+        <w:gridCol w:w="3960"/>
+        <w:gridCol w:w="3960"/>
       </w:tblGrid>
       <w:tr>
         <w:trPr>
@@ -79,20 +105,135 @@
             </w:r>
           </w:p>
         </w:tc>
-        <w:tc>
-          <w:tcPr>
-            <w:tcBorders>
-              <w:bottom w:val="single"/>
-            </w:tcBorders>
-            <w:vAlign w:val="bottom"/>
-          </w:tcPr>
-          <w:p>
-            <w:pPr>
-              <w:pStyle w:val="Compact"/>
-              <w:jc w:val="left"/>
-            </w:pPr>
-            <w:r>
-              <w:t xml:space="preserve">Who uses it</w:t>
+      </w:tr>
+      <w:tr>
+        <w:tc>
+          <w:p>
+            <w:pPr>
+              <w:pStyle w:val="Compact"/>
+              <w:jc w:val="left"/>
+            </w:pPr>
+            <w:r>
+              <w:rPr>
+                <w:rStyle w:val="VerbatimChar"/>
+              </w:rPr>
+              <w:t xml:space="preserve">Form responses (17).xlsx</w:t>
+            </w:r>
+          </w:p>
+        </w:tc>
+        <w:tc>
+          <w:p>
+            <w:pPr>
+              <w:pStyle w:val="Compact"/>
+              <w:jc w:val="left"/>
+            </w:pPr>
+            <w:r>
+              <w:t xml:space="preserve">Raw anonymous Google Form export — the 17 collected responses</w:t>
+            </w:r>
+          </w:p>
+        </w:tc>
+      </w:tr>
+      <w:tr>
+        <w:tc>
+          <w:p>
+            <w:pPr>
+              <w:pStyle w:val="Compact"/>
+              <w:jc w:val="left"/>
+            </w:pPr>
+            <w:r>
+              <w:rPr>
+                <w:rStyle w:val="VerbatimChar"/>
+              </w:rPr>
+              <w:t xml:space="preserve">response_form.xlsx</w:t>
+            </w:r>
+          </w:p>
+        </w:tc>
+        <w:tc>
+          <w:p>
+            <w:pPr>
+              <w:pStyle w:val="Compact"/>
+              <w:jc w:val="left"/>
+            </w:pPr>
+            <w:r>
+              <w:t xml:space="preserve">The responses arranged on sheet</w:t>
+            </w:r>
+            <w:r>
+              <w:t xml:space="preserve"> </w:t>
+            </w:r>
+            <w:r>
+              <w:rPr>
+                <w:rStyle w:val="VerbatimChar"/>
+              </w:rPr>
+              <w:t xml:space="preserve">Data</w:t>
+            </w:r>
+            <w:r>
+              <w:t xml:space="preserve"> </w:t>
+            </w:r>
+            <w:r>
+              <w:t xml:space="preserve">(input to the analysis script)</w:t>
+            </w:r>
+          </w:p>
+        </w:tc>
+      </w:tr>
+      <w:tr>
+        <w:tc>
+          <w:p>
+            <w:pPr>
+              <w:pStyle w:val="Compact"/>
+              <w:jc w:val="left"/>
+            </w:pPr>
+            <w:r>
+              <w:rPr>
+                <w:rStyle w:val="VerbatimChar"/>
+              </w:rPr>
+              <w:t xml:space="preserve">analyze_expert_study.py</w:t>
+            </w:r>
+          </w:p>
+        </w:tc>
+        <w:tc>
+          <w:p>
+            <w:pPr>
+              <w:pStyle w:val="Compact"/>
+              <w:jc w:val="left"/>
+            </w:pPr>
+            <w:r>
+              <w:t xml:space="preserve">Recomputes the participant-level statistics and writes</w:t>
+            </w:r>
+            <w:r>
+              <w:t xml:space="preserve"> </w:t>
+            </w:r>
+            <w:r>
+              <w:rPr>
+                <w:rStyle w:val="VerbatimChar"/>
+              </w:rPr>
+              <w:t xml:space="preserve">results.md</w:t>
+            </w:r>
+          </w:p>
+        </w:tc>
+      </w:tr>
+      <w:tr>
+        <w:tc>
+          <w:p>
+            <w:pPr>
+              <w:pStyle w:val="Compact"/>
+              <w:jc w:val="left"/>
+            </w:pPr>
+            <w:r>
+              <w:rPr>
+                <w:rStyle w:val="VerbatimChar"/>
+              </w:rPr>
+              <w:t xml:space="preserve">results.md</w:t>
+            </w:r>
+          </w:p>
+        </w:tc>
+        <w:tc>
+          <w:p>
+            <w:pPr>
+              <w:pStyle w:val="Compact"/>
+              <w:jc w:val="left"/>
+            </w:pPr>
+            <w:r>
+              <w:t xml:space="preserve">The regenerated statistics, as reported in §7.6</w:t>
             </w:r>
           </w:p>
         </w:tc>
@@ -110,30 +251,31 @@
               </w:rPr>
               <w:t xml:space="preserve">facilitator_protocol.docx</w:t>
             </w:r>
-          </w:p>
-        </w:tc>
-        <w:tc>
-          <w:p>
-            <w:pPr>
-              <w:pStyle w:val="Compact"/>
-              <w:jc w:val="left"/>
-            </w:pPr>
-            <w:r>
-              <w:t xml:space="preserve">Step-by-step guide: design, recruitment, procedure, bias controls, ethics</w:t>
-            </w:r>
-          </w:p>
-        </w:tc>
-        <w:tc>
-          <w:p>
-            <w:pPr>
-              <w:pStyle w:val="Compact"/>
-              <w:jc w:val="left"/>
-            </w:pPr>
+            <w:r>
+              <w:t xml:space="preserve"> </w:t>
+            </w:r>
+            <w:r>
+              <w:t xml:space="preserve">/</w:t>
+            </w:r>
+            <w:r>
+              <w:t xml:space="preserve"> </w:t>
+            </w:r>
             <w:r>
               <w:rPr>
-                <w:b/>
+                <w:rStyle w:val="VerbatimChar"/>
               </w:rPr>
-              <w:t xml:space="preserve">You</w:t>
+              <w:t xml:space="preserve">.md</w:t>
+            </w:r>
+          </w:p>
+        </w:tc>
+        <w:tc>
+          <w:p>
+            <w:pPr>
+              <w:pStyle w:val="Compact"/>
+              <w:jc w:val="left"/>
+            </w:pPr>
+            <w:r>
+              <w:t xml:space="preserve">The protocol used: design, procedure, bias controls, ethics</w:t>
             </w:r>
           </w:p>
         </w:tc>
@@ -151,139 +293,31 @@
               </w:rPr>
               <w:t xml:space="preserve">participant_packet.docx</w:t>
             </w:r>
-          </w:p>
-        </w:tc>
-        <w:tc>
-          <w:p>
-            <w:pPr>
-              <w:pStyle w:val="Compact"/>
-              <w:jc w:val="left"/>
-            </w:pPr>
-            <w:r>
-              <w:t xml:space="preserve">Consent + instructions + 8 real A/B items + rating grids</w:t>
-            </w:r>
-          </w:p>
-        </w:tc>
-        <w:tc>
-          <w:p>
-            <w:pPr>
-              <w:pStyle w:val="Compact"/>
-              <w:jc w:val="left"/>
-            </w:pPr>
-            <w:r>
-              <w:rPr>
-                <w:b/>
-              </w:rPr>
-              <w:t xml:space="preserve">Give to each participant</w:t>
-            </w:r>
-          </w:p>
-        </w:tc>
-      </w:tr>
-      <w:tr>
-        <w:tc>
-          <w:p>
-            <w:pPr>
-              <w:pStyle w:val="Compact"/>
-              <w:jc w:val="left"/>
-            </w:pPr>
+            <w:r>
+              <w:t xml:space="preserve"> </w:t>
+            </w:r>
+            <w:r>
+              <w:t xml:space="preserve">/</w:t>
+            </w:r>
+            <w:r>
+              <w:t xml:space="preserve"> </w:t>
+            </w:r>
             <w:r>
               <w:rPr>
                 <w:rStyle w:val="VerbatimChar"/>
               </w:rPr>
-              <w:t xml:space="preserve">response_form.xlsx</w:t>
-            </w:r>
-          </w:p>
-        </w:tc>
-        <w:tc>
-          <w:p>
-            <w:pPr>
-              <w:pStyle w:val="Compact"/>
-              <w:jc w:val="left"/>
-            </w:pPr>
-            <w:r>
-              <w:t xml:space="preserve">Data-entry sheet (15×8 rows pre-filled)</w:t>
-            </w:r>
-          </w:p>
-        </w:tc>
-        <w:tc>
-          <w:p>
-            <w:pPr>
-              <w:pStyle w:val="Compact"/>
-              <w:jc w:val="left"/>
-            </w:pPr>
-            <w:r>
-              <w:rPr>
-                <w:b/>
-              </w:rPr>
-              <w:t xml:space="preserve">You</w:t>
-            </w:r>
-            <w:r>
-              <w:t xml:space="preserve"> </w:t>
-            </w:r>
-            <w:r>
-              <w:t xml:space="preserve">(transcribe ratings)</w:t>
-            </w:r>
-          </w:p>
-        </w:tc>
-      </w:tr>
-      <w:tr>
-        <w:tc>
-          <w:p>
-            <w:pPr>
-              <w:pStyle w:val="Compact"/>
-              <w:jc w:val="left"/>
-            </w:pPr>
-            <w:r>
-              <w:rPr>
-                <w:rStyle w:val="VerbatimChar"/>
-              </w:rPr>
-              <w:t xml:space="preserve">analyze_expert_study.py</w:t>
-            </w:r>
-          </w:p>
-        </w:tc>
-        <w:tc>
-          <w:p>
-            <w:pPr>
-              <w:pStyle w:val="Compact"/>
-              <w:jc w:val="left"/>
-            </w:pPr>
-            <w:r>
-              <w:t xml:space="preserve">Computes stats + writes</w:t>
-            </w:r>
-            <w:r>
-              <w:t xml:space="preserve"> </w:t>
-            </w:r>
-            <w:r>
-              <w:rPr>
-                <w:rStyle w:val="VerbatimChar"/>
-              </w:rPr>
-              <w:t xml:space="preserve">results.md</w:t>
-            </w:r>
-            <w:r>
-              <w:t xml:space="preserve"> </w:t>
-            </w:r>
-            <w:r>
-              <w:t xml:space="preserve">with a ready-to-paste §7.6 paragraph</w:t>
-            </w:r>
-          </w:p>
-        </w:tc>
-        <w:tc>
-          <w:p>
-            <w:pPr>
-              <w:pStyle w:val="Compact"/>
-              <w:jc w:val="left"/>
-            </w:pPr>
-            <w:r>
-              <w:rPr>
-                <w:b/>
-              </w:rPr>
-              <w:t xml:space="preserve">You</w:t>
-            </w:r>
-            <w:r>
-              <w:t xml:space="preserve"> </w:t>
-            </w:r>
-            <w:r>
-              <w:t xml:space="preserve">(run at the end)</w:t>
+              <w:t xml:space="preserve">.md</w:t>
+            </w:r>
+          </w:p>
+        </w:tc>
+        <w:tc>
+          <w:p>
+            <w:pPr>
+              <w:pStyle w:val="Compact"/>
+              <w:jc w:val="left"/>
+            </w:pPr>
+            <w:r>
+              <w:t xml:space="preserve">Consent + instructions + the 8 A/B items + rating grids given to participants</w:t>
             </w:r>
           </w:p>
         </w:tc>
@@ -310,18 +344,34 @@
               <w:jc w:val="left"/>
             </w:pPr>
             <w:r>
-              <w:t xml:space="preserve">The 8 A/B items as data (source for the packet)</w:t>
-            </w:r>
-          </w:p>
-        </w:tc>
-        <w:tc>
-          <w:p>
-            <w:pPr>
-              <w:pStyle w:val="Compact"/>
-              <w:jc w:val="left"/>
-            </w:pPr>
-            <w:r>
-              <w:t xml:space="preserve">reference</w:t>
+              <w:t xml:space="preserve">The 8 A/B items as data</w:t>
+            </w:r>
+          </w:p>
+        </w:tc>
+      </w:tr>
+      <w:tr>
+        <w:tc>
+          <w:p>
+            <w:pPr>
+              <w:pStyle w:val="Compact"/>
+              <w:jc w:val="left"/>
+            </w:pPr>
+            <w:r>
+              <w:rPr>
+                <w:rStyle w:val="VerbatimChar"/>
+              </w:rPr>
+              <w:t xml:space="preserve">google_form/</w:t>
+            </w:r>
+          </w:p>
+        </w:tc>
+        <w:tc>
+          <w:p>
+            <w:pPr>
+              <w:pStyle w:val="Compact"/>
+              <w:jc w:val="left"/>
+            </w:pPr>
+            <w:r>
+              <w:t xml:space="preserve">The Google Form definition used to collect the responses</w:t>
             </w:r>
           </w:p>
         </w:tc>
@@ -331,142 +381,38 @@
       <w:pPr>
         <w:pStyle w:val="Heading2"/>
       </w:pPr>
-      <w:bookmarkStart w:id="22" w:name="what-you-do-in-order"/>
-      <w:r>
-        <w:t xml:space="preserve">What YOU do (in order)</w:t>
+      <w:bookmarkStart w:id="22" w:name="reproduce-the-reported-statistics"/>
+      <w:r>
+        <w:t xml:space="preserve">Reproduce the reported statistics</w:t>
       </w:r>
       <w:bookmarkEnd w:id="22"/>
     </w:p>
     <w:p>
       <w:pPr>
-        <w:numPr>
-          <w:ilvl w:val="0"/>
-          <w:numId w:val="1001"/>
-        </w:numPr>
-        <w:pStyle w:val="Compact"/>
-      </w:pPr>
-      <w:r>
-        <w:t xml:space="preserve">Read</w:t>
-      </w:r>
-      <w:r>
-        <w:t xml:space="preserve"> </w:t>
-      </w:r>
+        <w:pStyle w:val="SourceCode"/>
+      </w:pPr>
       <w:r>
         <w:rPr>
           <w:rStyle w:val="VerbatimChar"/>
         </w:rPr>
-        <w:t xml:space="preserve">facilitator_protocol.docx</w:t>
-      </w:r>
-      <w:r>
-        <w:t xml:space="preserve">.</w:t>
-      </w:r>
-    </w:p>
-    <w:p>
-      <w:pPr>
-        <w:numPr>
-          <w:ilvl w:val="0"/>
-          <w:numId w:val="1001"/>
-        </w:numPr>
-        <w:pStyle w:val="Compact"/>
-      </w:pPr>
-      <w:r>
-        <w:t xml:space="preserve">Recruit</w:t>
-      </w:r>
-      <w:r>
-        <w:t xml:space="preserve"> </w:t>
-      </w:r>
-      <w:r>
-        <w:rPr>
-          <w:b/>
-        </w:rPr>
-        <w:t xml:space="preserve">12–20</w:t>
-      </w:r>
-      <w:r>
-        <w:t xml:space="preserve"> </w:t>
-      </w:r>
-      <w:r>
-        <w:t xml:space="preserve">people with some finance background. (This is the only part that needs real people.)</w:t>
-      </w:r>
-    </w:p>
-    <w:p>
-      <w:pPr>
-        <w:numPr>
-          <w:ilvl w:val="0"/>
-          <w:numId w:val="1001"/>
-        </w:numPr>
-        <w:pStyle w:val="Compact"/>
-      </w:pPr>
-      <w:r>
-        <w:t xml:space="preserve">For each: hand them</w:t>
-      </w:r>
-      <w:r>
-        <w:t xml:space="preserve"> </w:t>
+        <w:t xml:space="preserve">pip install openpyxl</w:t>
+      </w:r>
+      <w:r>
+        <w:br/>
       </w:r>
       <w:r>
         <w:rPr>
           <w:rStyle w:val="VerbatimChar"/>
         </w:rPr>
-        <w:t xml:space="preserve">participant_packet.docx</w:t>
-      </w:r>
-      <w:r>
-        <w:t xml:space="preserve">; they rate Version A, then you reveal Version B and they</w:t>
-      </w:r>
-      <w:r>
-        <w:t xml:space="preserve"> </w:t>
-      </w:r>
-      <w:r>
-        <w:t xml:space="preserve">re-rate + pick a preference. ~20–30 min each.</w:t>
+        <w:t xml:space="preserve">python analyze_expert_study.py      # reads response_form.xlsx (sheet 'Data'), writes results.md</w:t>
       </w:r>
     </w:p>
     <w:p>
       <w:pPr>
-        <w:numPr>
-          <w:ilvl w:val="0"/>
-          <w:numId w:val="1001"/>
-        </w:numPr>
-        <w:pStyle w:val="Compact"/>
-      </w:pPr>
-      <w:r>
-        <w:t xml:space="preserve">Enter their ratings into</w:t>
-      </w:r>
-      <w:r>
-        <w:t xml:space="preserve"> </w:t>
-      </w:r>
-      <w:r>
-        <w:rPr>
-          <w:rStyle w:val="VerbatimChar"/>
-        </w:rPr>
-        <w:t xml:space="preserve">response_form.xlsx</w:t>
-      </w:r>
-      <w:r>
-        <w:t xml:space="preserve">.</w:t>
-      </w:r>
-    </w:p>
-    <w:p>
-      <w:pPr>
-        <w:numPr>
-          <w:ilvl w:val="0"/>
-          <w:numId w:val="1001"/>
-        </w:numPr>
-        <w:pStyle w:val="Compact"/>
-      </w:pPr>
-      <w:r>
-        <w:t xml:space="preserve">Run</w:t>
-      </w:r>
-      <w:r>
-        <w:t xml:space="preserve"> </w:t>
-      </w:r>
-      <w:r>
-        <w:rPr>
-          <w:rStyle w:val="VerbatimChar"/>
-        </w:rPr>
-        <w:t xml:space="preserve">pip install openpyxl &amp;&amp; python analyze_expert_study.py</w:t>
-      </w:r>
-      <w:r>
-        <w:t xml:space="preserve"> </w:t>
-      </w:r>
-      <w:r>
-        <w:t xml:space="preserve">→ get</w:t>
+        <w:pStyle w:val="FirstParagraph"/>
+      </w:pPr>
+      <w:r>
+        <w:t xml:space="preserve">Then compare</w:t>
       </w:r>
       <w:r>
         <w:t xml:space="preserve"> </w:t>
@@ -478,19 +424,85 @@
         <w:t xml:space="preserve">results.md</w:t>
       </w:r>
       <w:r>
-        <w:t xml:space="preserve">.</w:t>
+        <w:t xml:space="preserve"> </w:t>
+      </w:r>
+      <w:r>
+        <w:t xml:space="preserve">with §7.6. Expected values (participant-level, n = 17): trust +2.87</w:t>
+      </w:r>
+      <w:r>
+        <w:t xml:space="preserve"> </w:t>
+      </w:r>
+      <w:r>
+        <w:t xml:space="preserve">(Wilcoxon p ≈ 5×10⁻⁴, n = 17); completeness +3.35 (p ≈ 6×10⁻⁴, n = 16 non-zero pairs — one participant</w:t>
+      </w:r>
+      <w:r>
+        <w:t xml:space="preserve"> </w:t>
+      </w:r>
+      <w:r>
+        <w:t xml:space="preserve">rated completeness identically for both versions, a zero difference the signed-rank test excludes); and</w:t>
+      </w:r>
+      <w:r>
+        <w:t xml:space="preserve"> </w:t>
+      </w:r>
+      <w:r>
+        <w:t xml:space="preserve">16/17 participants preferring the evidence-grounded version on all eight items (sign test p ≈ 1.5×10⁻⁵).</w:t>
       </w:r>
     </w:p>
     <w:p>
       <w:pPr>
-        <w:numPr>
-          <w:ilvl w:val="0"/>
-          <w:numId w:val="1001"/>
-        </w:numPr>
-        <w:pStyle w:val="Compact"/>
-      </w:pPr>
-      <w:r>
-        <w:t xml:space="preserve">Send me</w:t>
+        <w:pStyle w:val="Heading2"/>
+      </w:pPr>
+      <w:bookmarkStart w:id="23" w:name="design-as-run"/>
+      <w:r>
+        <w:t xml:space="preserve">Design (as run)</w:t>
+      </w:r>
+      <w:bookmarkEnd w:id="23"/>
+    </w:p>
+    <w:p>
+      <w:pPr>
+        <w:pStyle w:val="FirstParagraph"/>
+      </w:pPr>
+      <w:r>
+        <w:t xml:space="preserve">Each participant gave voluntary opt-in consent, rated Version A (result-only note), then rated Version B</w:t>
+      </w:r>
+      <w:r>
+        <w:t xml:space="preserve"> </w:t>
+      </w:r>
+      <w:r>
+        <w:t xml:space="preserve">(the same statement with its provenance-grounded evidence bundle) and chose a preference (~20–30 min per</w:t>
+      </w:r>
+      <w:r>
+        <w:t xml:space="preserve"> </w:t>
+      </w:r>
+      <w:r>
+        <w:t xml:space="preserve">participant). Ratings used ad-hoc 7-point trust and justification-completeness items. Analysis is at the</w:t>
+      </w:r>
+      <w:r>
+        <w:t xml:space="preserve"> </w:t>
+      </w:r>
+      <w:r>
+        <w:rPr>
+          <w:b/>
+        </w:rPr>
+        <w:t xml:space="preserve">participant level</w:t>
+      </w:r>
+      <w:r>
+        <w:t xml:space="preserve"> </w:t>
+      </w:r>
+      <w:r>
+        <w:t xml:space="preserve">(each participant contributes one mean per condition) to avoid pseudoreplicating the</w:t>
+      </w:r>
+      <w:r>
+        <w:t xml:space="preserve"> </w:t>
+      </w:r>
+      <w:r>
+        <w:t xml:space="preserve">136 nested item ratings. Caveats — single-session convenience panel, A-before-B information/order effect,</w:t>
+      </w:r>
+      <w:r>
+        <w:t xml:space="preserve"> </w:t>
+      </w:r>
+      <w:r>
+        <w:t xml:space="preserve">and a counterbalanced three-condition replication as future work — are stated in §7.6 and in</w:t>
       </w:r>
       <w:r>
         <w:t xml:space="preserve"> </w:t>
@@ -502,58 +514,16 @@
         <w:t xml:space="preserve">results.md</w:t>
       </w:r>
       <w:r>
-        <w:t xml:space="preserve"> </w:t>
-      </w:r>
-      <w:r>
-        <w:t xml:space="preserve">(or the filled xlsx) and I’ll write §7.6 into the manuscript.</w:t>
+        <w:t xml:space="preserve">.</w:t>
       </w:r>
     </w:p>
     <w:p>
       <w:pPr>
         <w:pStyle w:val="Heading2"/>
       </w:pPr>
-      <w:bookmarkStart w:id="23" w:name="what-you-give-participants"/>
-      <w:r>
-        <w:t xml:space="preserve">What you GIVE participants</w:t>
-      </w:r>
-      <w:bookmarkEnd w:id="23"/>
-    </w:p>
-    <w:p>
-      <w:pPr>
-        <w:pStyle w:val="FirstParagraph"/>
-      </w:pPr>
-      <w:r>
-        <w:t xml:space="preserve">Only</w:t>
-      </w:r>
-      <w:r>
-        <w:t xml:space="preserve"> </w:t>
-      </w:r>
-      <w:r>
-        <w:rPr>
-          <w:rStyle w:val="VerbatimChar"/>
-        </w:rPr>
-        <w:t xml:space="preserve">participant_packet.docx</w:t>
-      </w:r>
-      <w:r>
-        <w:t xml:space="preserve"> </w:t>
-      </w:r>
-      <w:r>
-        <w:t xml:space="preserve">(printed or shared). It is self-contained: consent, instructions, the 8</w:t>
-      </w:r>
-      <w:r>
-        <w:t xml:space="preserve"> </w:t>
-      </w:r>
-      <w:r>
-        <w:t xml:space="preserve">statements in both versions, and the rating boxes. Nothing else is needed.</w:t>
-      </w:r>
-    </w:p>
-    <w:p>
-      <w:pPr>
-        <w:pStyle w:val="Heading2"/>
-      </w:pPr>
-      <w:bookmarkStart w:id="24" w:name="why-it-matters"/>
-      <w:r>
-        <w:t xml:space="preserve">Why it matters</w:t>
+      <w:bookmarkStart w:id="24" w:name="what-it-measures"/>
+      <w:r>
+        <w:t xml:space="preserve">What it measures</w:t>
       </w:r>
       <w:bookmarkEnd w:id="24"/>
     </w:p>
@@ -562,19 +532,25 @@
         <w:pStyle w:val="FirstParagraph"/>
       </w:pPr>
       <w:r>
-        <w:t xml:space="preserve">This study measures whether the provenance-grounded explanations improve analyst trust and perceived</w:t>
-      </w:r>
-      <w:r>
-        <w:t xml:space="preserve"> </w:t>
-      </w:r>
-      <w:r>
-        <w:t xml:space="preserve">completeness over result-only notes, turning the structural faithfulness guarantee into a measured</w:t>
-      </w:r>
-      <w:r>
-        <w:t xml:space="preserve"> </w:t>
-      </w:r>
-      <w:r>
-        <w:t xml:space="preserve">human-utility result. It is optional for reproduction; the pipeline and its results stand without it.</w:t>
+        <w:t xml:space="preserve">Whether provenance-grounded explanations improve analyst trust and perceived completeness over</w:t>
+      </w:r>
+      <w:r>
+        <w:t xml:space="preserve"> </w:t>
+      </w:r>
+      <w:r>
+        <w:t xml:space="preserve">result-only notes, turning the structural transcription-consistency guarantee into a measured</w:t>
+      </w:r>
+      <w:r>
+        <w:t xml:space="preserve"> </w:t>
+      </w:r>
+      <w:r>
+        <w:t xml:space="preserve">human-utility result. It is optional for pipeline reproduction; the pipeline and its results stand</w:t>
+      </w:r>
+      <w:r>
+        <w:t xml:space="preserve"> </w:t>
+      </w:r>
+      <w:r>
+        <w:t xml:space="preserve">without it.</w:t>
       </w:r>
     </w:p>
     <w:sectPr/>
@@ -710,150 +686,8 @@
       </w:pPr>
     </w:lvl>
   </w:abstractNum>
-  <w:abstractNum w:abstractNumId="99411">
-    <w:nsid w:val="ea454b4c"/>
-    <w:multiLevelType w:val="multilevel"/>
-    <w:lvl w:ilvl="0">
-      <w:start w:val="1"/>
-      <w:numFmt w:val="decimal"/>
-      <w:lvlText w:val="%1."/>
-      <w:lvlJc w:val="left"/>
-      <w:pPr>
-        <w:tabs>
-          <w:tab w:val="num" w:pos="0"/>
-        </w:tabs>
-        <w:ind w:left="480" w:hanging="480"/>
-      </w:pPr>
-    </w:lvl>
-    <w:lvl w:ilvl="1">
-      <w:start w:val="1"/>
-      <w:numFmt w:val="decimal"/>
-      <w:lvlText w:val="%2."/>
-      <w:lvlJc w:val="left"/>
-      <w:pPr>
-        <w:tabs>
-          <w:tab w:val="num" w:pos="720"/>
-        </w:tabs>
-        <w:ind w:left="1200" w:hanging="480"/>
-      </w:pPr>
-    </w:lvl>
-    <w:lvl w:ilvl="2">
-      <w:start w:val="1"/>
-      <w:numFmt w:val="decimal"/>
-      <w:lvlText w:val="%3."/>
-      <w:lvlJc w:val="left"/>
-      <w:pPr>
-        <w:tabs>
-          <w:tab w:val="num" w:pos="1440"/>
-        </w:tabs>
-        <w:ind w:left="1920" w:hanging="480"/>
-      </w:pPr>
-    </w:lvl>
-    <w:lvl w:ilvl="3">
-      <w:start w:val="1"/>
-      <w:numFmt w:val="decimal"/>
-      <w:lvlText w:val="%4."/>
-      <w:lvlJc w:val="left"/>
-      <w:pPr>
-        <w:tabs>
-          <w:tab w:val="num" w:pos="2160"/>
-        </w:tabs>
-        <w:ind w:left="2640" w:hanging="480"/>
-      </w:pPr>
-    </w:lvl>
-    <w:lvl w:ilvl="4">
-      <w:start w:val="1"/>
-      <w:numFmt w:val="decimal"/>
-      <w:lvlText w:val="%5."/>
-      <w:lvlJc w:val="left"/>
-      <w:pPr>
-        <w:tabs>
-          <w:tab w:val="num" w:pos="2880"/>
-        </w:tabs>
-        <w:ind w:left="3360" w:hanging="480"/>
-      </w:pPr>
-    </w:lvl>
-    <w:lvl w:ilvl="5">
-      <w:start w:val="1"/>
-      <w:numFmt w:val="decimal"/>
-      <w:lvlText w:val="%6."/>
-      <w:lvlJc w:val="left"/>
-      <w:pPr>
-        <w:tabs>
-          <w:tab w:val="num" w:pos="3600"/>
-        </w:tabs>
-        <w:ind w:left="4080" w:hanging="480"/>
-      </w:pPr>
-    </w:lvl>
-    <w:lvl w:ilvl="6">
-      <w:start w:val="1"/>
-      <w:numFmt w:val="decimal"/>
-      <w:lvlText w:val="%7."/>
-      <w:lvlJc w:val="left"/>
-      <w:pPr>
-        <w:tabs>
-          <w:tab w:val="num" w:pos="4320"/>
-        </w:tabs>
-        <w:ind w:left="4800" w:hanging="480"/>
-      </w:pPr>
-    </w:lvl>
-    <w:lvl w:ilvl="7">
-      <w:start w:val="1"/>
-      <w:numFmt w:val="decimal"/>
-      <w:lvlText w:val="%8."/>
-      <w:lvlJc w:val="left"/>
-      <w:pPr>
-        <w:tabs>
-          <w:tab w:val="num" w:pos="5040"/>
-        </w:tabs>
-        <w:ind w:left="5520" w:hanging="480"/>
-      </w:pPr>
-    </w:lvl>
-    <w:lvl w:ilvl="8">
-      <w:start w:val="1"/>
-      <w:numFmt w:val="decimal"/>
-      <w:lvlText w:val="%9."/>
-      <w:lvlJc w:val="left"/>
-      <w:pPr>
-        <w:tabs>
-          <w:tab w:val="num" w:pos="5760"/>
-        </w:tabs>
-        <w:ind w:left="6240" w:hanging="480"/>
-      </w:pPr>
-    </w:lvl>
-  </w:abstractNum>
   <w:num w:numId="1000">
     <w:abstractNumId w:val="990"/>
-  </w:num>
-  <w:num w:numId="1001">
-    <w:abstractNumId w:val="99411"/>
-    <w:lvlOverride w:ilvl="0">
-      <w:startOverride w:val="1"/>
-    </w:lvlOverride>
-    <w:lvlOverride w:ilvl="1">
-      <w:startOverride w:val="1"/>
-    </w:lvlOverride>
-    <w:lvlOverride w:ilvl="2">
-      <w:startOverride w:val="1"/>
-    </w:lvlOverride>
-    <w:lvlOverride w:ilvl="3">
-      <w:startOverride w:val="1"/>
-    </w:lvlOverride>
-    <w:lvlOverride w:ilvl="4">
-      <w:startOverride w:val="1"/>
-    </w:lvlOverride>
-    <w:lvlOverride w:ilvl="5">
-      <w:startOverride w:val="1"/>
-    </w:lvlOverride>
-    <w:lvlOverride w:ilvl="6">
-      <w:startOverride w:val="1"/>
-    </w:lvlOverride>
-    <w:lvlOverride w:ilvl="7">
-      <w:startOverride w:val="1"/>
-    </w:lvlOverride>
-    <w:lvlOverride w:ilvl="8">
-      <w:startOverride w:val="1"/>
-    </w:lvlOverride>
   </w:num>
 </w:numbering>
 </file>

--- a/reproducible_OntoKG/expert_study/README.docx
+++ b/reproducible_OntoKG/expert_study/README.docx
@@ -144,7 +144,7 @@
               <w:rPr>
                 <w:rStyle w:val="VerbatimChar"/>
               </w:rPr>
-              <w:t xml:space="preserve">response_form.xlsx</w:t>
+              <w:t xml:space="preserve">analyze_expert_study.py</w:t>
             </w:r>
           </w:p>
         </w:tc>
@@ -155,7 +155,7 @@
               <w:jc w:val="left"/>
             </w:pPr>
             <w:r>
-              <w:t xml:space="preserve">The responses arranged on sheet</w:t>
+              <w:t xml:space="preserve">Canonical analysis: reads</w:t>
             </w:r>
             <w:r>
               <w:t xml:space="preserve"> </w:t>
@@ -164,13 +164,25 @@
               <w:rPr>
                 <w:rStyle w:val="VerbatimChar"/>
               </w:rPr>
-              <w:t xml:space="preserve">Data</w:t>
+              <w:t xml:space="preserve">Form responses (17).xlsx</w:t>
+            </w:r>
+            <w:r>
+              <w:t xml:space="preserve">, computes participant-level statistics, writes</w:t>
             </w:r>
             <w:r>
               <w:t xml:space="preserve"> </w:t>
             </w:r>
             <w:r>
-              <w:t xml:space="preserve">(input to the analysis script)</w:t>
+              <w:rPr>
+                <w:rStyle w:val="VerbatimChar"/>
+              </w:rPr>
+              <w:t xml:space="preserve">results.md</w:t>
+            </w:r>
+            <w:r>
+              <w:t xml:space="preserve"> </w:t>
+            </w:r>
+            <w:r>
+              <w:t xml:space="preserve">(openpyxl + standard library only)</w:t>
             </w:r>
           </w:p>
         </w:tc>
@@ -186,7 +198,7 @@
               <w:rPr>
                 <w:rStyle w:val="VerbatimChar"/>
               </w:rPr>
-              <w:t xml:space="preserve">analyze_expert_study.py</w:t>
+              <w:t xml:space="preserve">results.md</w:t>
             </w:r>
           </w:p>
         </w:tc>
@@ -197,16 +209,7 @@
               <w:jc w:val="left"/>
             </w:pPr>
             <w:r>
-              <w:t xml:space="preserve">Recomputes the participant-level statistics and writes</w:t>
-            </w:r>
-            <w:r>
-              <w:t xml:space="preserve"> </w:t>
-            </w:r>
-            <w:r>
-              <w:rPr>
-                <w:rStyle w:val="VerbatimChar"/>
-              </w:rPr>
-              <w:t xml:space="preserve">results.md</w:t>
+              <w:t xml:space="preserve">The regenerated statistics, as reported in §7.6</w:t>
             </w:r>
           </w:p>
         </w:tc>
@@ -222,7 +225,22 @@
               <w:rPr>
                 <w:rStyle w:val="VerbatimChar"/>
               </w:rPr>
-              <w:t xml:space="preserve">results.md</w:t>
+              <w:t xml:space="preserve">facilitator_protocol.docx</w:t>
+            </w:r>
+            <w:r>
+              <w:t xml:space="preserve"> </w:t>
+            </w:r>
+            <w:r>
+              <w:t xml:space="preserve">/</w:t>
+            </w:r>
+            <w:r>
+              <w:t xml:space="preserve"> </w:t>
+            </w:r>
+            <w:r>
+              <w:rPr>
+                <w:rStyle w:val="VerbatimChar"/>
+              </w:rPr>
+              <w:t xml:space="preserve">.md</w:t>
             </w:r>
           </w:p>
         </w:tc>
@@ -233,7 +251,7 @@
               <w:jc w:val="left"/>
             </w:pPr>
             <w:r>
-              <w:t xml:space="preserve">The regenerated statistics, as reported in §7.6</w:t>
+              <w:t xml:space="preserve">The protocol used: design, procedure, bias controls, ethics</w:t>
             </w:r>
           </w:p>
         </w:tc>
@@ -249,7 +267,7 @@
               <w:rPr>
                 <w:rStyle w:val="VerbatimChar"/>
               </w:rPr>
-              <w:t xml:space="preserve">facilitator_protocol.docx</w:t>
+              <w:t xml:space="preserve">participant_packet.docx</w:t>
             </w:r>
             <w:r>
               <w:t xml:space="preserve"> </w:t>
@@ -275,7 +293,7 @@
               <w:jc w:val="left"/>
             </w:pPr>
             <w:r>
-              <w:t xml:space="preserve">The protocol used: design, procedure, bias controls, ethics</w:t>
+              <w:t xml:space="preserve">Consent + instructions + the 8 A/B items + rating grids given to participants</w:t>
             </w:r>
           </w:p>
         </w:tc>
@@ -291,22 +309,7 @@
               <w:rPr>
                 <w:rStyle w:val="VerbatimChar"/>
               </w:rPr>
-              <w:t xml:space="preserve">participant_packet.docx</w:t>
-            </w:r>
-            <w:r>
-              <w:t xml:space="preserve"> </w:t>
-            </w:r>
-            <w:r>
-              <w:t xml:space="preserve">/</w:t>
-            </w:r>
-            <w:r>
-              <w:t xml:space="preserve"> </w:t>
-            </w:r>
-            <w:r>
-              <w:rPr>
-                <w:rStyle w:val="VerbatimChar"/>
-              </w:rPr>
-              <w:t xml:space="preserve">.md</w:t>
+              <w:t xml:space="preserve">stimuli.json</w:t>
             </w:r>
           </w:p>
         </w:tc>
@@ -317,7 +320,7 @@
               <w:jc w:val="left"/>
             </w:pPr>
             <w:r>
-              <w:t xml:space="preserve">Consent + instructions + the 8 A/B items + rating grids given to participants</w:t>
+              <w:t xml:space="preserve">The 8 A/B items as data</w:t>
             </w:r>
           </w:p>
         </w:tc>
@@ -333,7 +336,7 @@
               <w:rPr>
                 <w:rStyle w:val="VerbatimChar"/>
               </w:rPr>
-              <w:t xml:space="preserve">stimuli.json</w:t>
+              <w:t xml:space="preserve">google_form/</w:t>
             </w:r>
           </w:p>
         </w:tc>
@@ -344,33 +347,6 @@
               <w:jc w:val="left"/>
             </w:pPr>
             <w:r>
-              <w:t xml:space="preserve">The 8 A/B items as data</w:t>
-            </w:r>
-          </w:p>
-        </w:tc>
-      </w:tr>
-      <w:tr>
-        <w:tc>
-          <w:p>
-            <w:pPr>
-              <w:pStyle w:val="Compact"/>
-              <w:jc w:val="left"/>
-            </w:pPr>
-            <w:r>
-              <w:rPr>
-                <w:rStyle w:val="VerbatimChar"/>
-              </w:rPr>
-              <w:t xml:space="preserve">google_form/</w:t>
-            </w:r>
-          </w:p>
-        </w:tc>
-        <w:tc>
-          <w:p>
-            <w:pPr>
-              <w:pStyle w:val="Compact"/>
-              <w:jc w:val="left"/>
-            </w:pPr>
-            <w:r>
               <w:t xml:space="preserve">The Google Form definition used to collect the responses</w:t>
             </w:r>
           </w:p>
@@ -404,7 +380,7 @@
         <w:rPr>
           <w:rStyle w:val="VerbatimChar"/>
         </w:rPr>
-        <w:t xml:space="preserve">python analyze_expert_study.py      # reads response_form.xlsx (sheet 'Data'), writes results.md</w:t>
+        <w:t xml:space="preserve">python analyze_expert_study.py "Form responses (17).xlsx"   # writes results.md</w:t>
       </w:r>
     </w:p>
     <w:p>
@@ -427,25 +403,31 @@
         <w:t xml:space="preserve"> </w:t>
       </w:r>
       <w:r>
-        <w:t xml:space="preserve">with §7.6. Expected values (participant-level, n = 17): trust +2.87</w:t>
-      </w:r>
-      <w:r>
-        <w:t xml:space="preserve"> </w:t>
-      </w:r>
-      <w:r>
-        <w:t xml:space="preserve">(Wilcoxon p ≈ 5×10⁻⁴, n = 17); completeness +3.35 (p ≈ 6×10⁻⁴, n = 16 non-zero pairs — one participant</w:t>
-      </w:r>
-      <w:r>
-        <w:t xml:space="preserve"> </w:t>
-      </w:r>
-      <w:r>
-        <w:t xml:space="preserve">rated completeness identically for both versions, a zero difference the signed-rank test excludes); and</w:t>
-      </w:r>
-      <w:r>
-        <w:t xml:space="preserve"> </w:t>
-      </w:r>
-      <w:r>
-        <w:t xml:space="preserve">16/17 participants preferring the evidence-grounded version on all eight items (sign test p ≈ 1.5×10⁻⁵).</w:t>
+        <w:t xml:space="preserve">with §7.6. Expected values (participant-level, n = 17): trust +2.87 [2.10, 3.52]</w:t>
+      </w:r>
+      <w:r>
+        <w:t xml:space="preserve"> </w:t>
+      </w:r>
+      <w:r>
+        <w:t xml:space="preserve">(exact Wilcoxon p ≈ 7.6×10⁻⁵, n = 17); completeness +3.35 [2.61, 4.00] (p ≈ 6.1×10⁻⁵, n = 16 non-zero pairs —</w:t>
+      </w:r>
+      <w:r>
+        <w:t xml:space="preserve"> </w:t>
+      </w:r>
+      <w:r>
+        <w:t xml:space="preserve">one participant rated completeness identically for both versions, a zero difference the signed-rank test</w:t>
+      </w:r>
+      <w:r>
+        <w:t xml:space="preserve"> </w:t>
+      </w:r>
+      <w:r>
+        <w:t xml:space="preserve">excludes); and 16/17 participants preferring the evidence-grounded version on all eight items, 17/17 on a</w:t>
+      </w:r>
+      <w:r>
+        <w:t xml:space="preserve"> </w:t>
+      </w:r>
+      <w:r>
+        <w:t xml:space="preserve">majority (sign test p ≈ 1.5×10⁻⁵).</w:t>
       </w:r>
     </w:p>
     <w:p>
